--- a/testakten/robotikrecht-roboterflotte-vellbruck-muenchen/25_cloud_datenfluss_vellnet.docx
+++ b/testakten/robotikrecht-roboterflotte-vellbruck-muenchen/25_cloud_datenfluss_vellnet.docx
@@ -37,7 +37,7 @@
         <w:jc w:val="left"/>
       </w:pPr>
       <w:r>
-        <w:t>Dieses Aktenstück betrifft Edge, Cloud, Telemetrie. Es ist nicht abschließend freigegeben. Die technische Seite spricht in Versionen, Tickets und Parametern; die rechtliche Seite muss daraus Rollen, Zweckbestimmung, Pflichtenkreis und Beweisrisiko bilden.</w:t>
+        <w:t>Dieser Vermerk kartiert die Datenflüsse zwischen Robotereinheiten, Edge-Gateways und der Cloudplattform VellNet Control. Er ist Grundlage für Datenschutz, Data-Act-Pflichten und die forensische Sicherung.</w:t>
       </w:r>
     </w:p>
     <w:p>
@@ -56,13 +56,7 @@
         <w:pStyle w:val="ListBullet"/>
       </w:pPr>
       <w:r>
-        <w:rPr>
-          <w:b/>
-        </w:rPr>
-        <w:t>Edge:</w:t>
-      </w:r>
-      <w:r>
-        <w:t xml:space="preserve"> Die Akte enthält hierzu widersprüchliche Hinweise. Für die rechtliche Bewertung muss geklärt werden, ob die Aussage aus Vertrag, Anleitung, Produktakte, Marketing, Logdaten oder nachträglicher Krisenkommunikation stammt.</w:t>
+        <w:t>Edge: Die Gateways puffern Rohdaten 72 Stunden und geben verdichtete Events weiter; die Pufferdaten des Unfalltags wurden am 30.05.2026 gesichert.</w:t>
       </w:r>
     </w:p>
     <w:p>
@@ -70,13 +64,7 @@
         <w:pStyle w:val="ListBullet"/>
       </w:pPr>
       <w:r>
-        <w:rPr>
-          <w:b/>
-        </w:rPr>
-        <w:t>Cloud:</w:t>
-      </w:r>
-      <w:r>
-        <w:t xml:space="preserve"> Die Akte enthält hierzu widersprüchliche Hinweise. Für die rechtliche Bewertung muss geklärt werden, ob die Aussage aus Vertrag, Anleitung, Produktakte, Marketing, Logdaten oder nachträglicher Krisenkommunikation stammt.</w:t>
+        <w:t>Cloud: In der Cloud liegen Eventlogs, Konfigurationshistorien und Update-Stände aller Kunden mandantengetrennt; Supportzugriffe werden protokolliert.</w:t>
       </w:r>
     </w:p>
     <w:p>
@@ -84,13 +72,7 @@
         <w:pStyle w:val="ListBullet"/>
       </w:pPr>
       <w:r>
-        <w:rPr>
-          <w:b/>
-        </w:rPr>
-        <w:t>Telemetrie:</w:t>
-      </w:r>
-      <w:r>
-        <w:t xml:space="preserve"> Die Akte enthält hierzu widersprüchliche Hinweise. Für die rechtliche Bewertung muss geklärt werden, ob die Aussage aus Vertrag, Anleitung, Produktakte, Marketing, Logdaten oder nachträglicher Krisenkommunikation stammt.</w:t>
+        <w:t>Telemetrie: Die Telemetrie enthält über Schichtpläne mittelbar personenbeziehbare Daten der Bediener; die Löschfristen sind je Kunde unterschiedlich vereinbart.</w:t>
       </w:r>
     </w:p>
     <w:p>
@@ -109,7 +91,7 @@
         <w:jc w:val="left"/>
       </w:pPr>
       <w:r>
-        <w:t>Die Unterlage ist bewusst nicht glatt: Vertrieb, Technik, Datenschutz, Qualitätssicherung und Geschäftsführung verwenden nicht immer dieselben Produktnamen. Gerade daraus entsteht das juristische Problem, weil Zweckbestimmung, tatsächliche Nutzung, Werbeaussage und Updatepraxis auseinanderlaufen.</w:t>
+        <w:t>Die Einheiten senden Telemetrie (Position, Geschwindigkeit, Events) über Edge-Gateways an die Cloud; Videodaten verbleiben lokal, außer bei aktivierter Ferndiagnose.</w:t>
       </w:r>
     </w:p>
     <w:p>
@@ -117,23 +99,7 @@
         <w:jc w:val="left"/>
       </w:pPr>
       <w:r>
-        <w:t>Für die rechtliche Bewertung müssen die technischen Annahmen jeweils mit der Produktakte abgeglichen werden. Eine Risikobeurteilung, die nur den Laborzustand beschreibt, trägt den Pilotbetrieb im Lager oder im Pflegezimmer nicht automatisch.</w:t>
-      </w:r>
-    </w:p>
-    <w:p>
-      <w:pPr>
-        <w:jc w:val="left"/>
-      </w:pPr>
-      <w:r>
-        <w:t>Die Akte enthält mehrere Spuren, die sich gegenseitig widersprechen: Der Betreiber spricht von einem autonomen Flottensystem, die CE-Unterlage von einem assistierten Transportmittel, die Marketingfolien von lernender Umgebungserkennung und die Bedienungsanleitung von festen Sicherheitszonen.</w:t>
-      </w:r>
-    </w:p>
-    <w:p>
-      <w:pPr>
-        <w:jc w:val="left"/>
-      </w:pPr>
-      <w:r>
-        <w:t>Die Kanzlei soll keine finale technische Konformität bescheinigen, sondern entscheiden, welche Unterlagen fehlen, welche Sofortmaßnahmen nötig sind und welche Aussagen gegenüber Behörde, Kunden, Versicherer und Betroffenen vertretbar sind.</w:t>
+        <w:t>Am 27.05.2026 war für LM-104 die Ferndiagnose aktiv; ob dabei Videosequenzen in die Cloud gelangten, ist zu klären.</w:t>
       </w:r>
     </w:p>
     <w:p>
@@ -152,10 +118,7 @@
         <w:pStyle w:val="Heading3"/>
       </w:pPr>
       <w:r>
-        <w:rPr>
-          <w:rFonts w:ascii="Times New Roman" w:hAnsi="Times New Roman"/>
-        </w:rPr>
-        <w:t>Punkt 1</w:t>
+        <w:t>Edge</w:t>
       </w:r>
     </w:p>
     <w:p>
@@ -163,7 +126,15 @@
         <w:jc w:val="left"/>
       </w:pPr>
       <w:r>
-        <w:t>Im Gespräch mit Leonie Rottkamp, Bertram Kiendl und Jasper Rodenwald wurde deutlich, dass die Produktlinie nicht mit einer einzigen rechtlichen Schublade erfasst werden kann. Die Vellbruck Robotics GmbH liefert Hardware, Steuerungssoftware, Cloudfunktionen, Wartung und gelegentlich eine kundenspezifische Parametrisierung. Beim Betreiber Münchner Feinlogistik GmbH wurden Schutzfelder verändert, ohne dass klar ist, ob dies vom Admin-Panel gedeckt oder nur technisch möglich war. Der Pflegepilot im St.-Ludgerus-Klinikum München-Sendling verschärft die Lage, weil dort Sensorik, vulnerable Personen und medizinische Nähe zusammentreffen.</w:t>
+        <w:t>Die Sicherung wird gehasht und versiegelt; die 72-Stunden-Rotation ist für die betroffenen Gateways bis zum Abschluss der Ermittlungen ausgesetzt.</w:t>
+      </w:r>
+    </w:p>
+    <w:p>
+      <w:pPr>
+        <w:pStyle w:val="Heading3"/>
+      </w:pPr>
+      <w:r>
+        <w:t>Cloud</w:t>
       </w:r>
     </w:p>
     <w:p>
@@ -171,7 +142,7 @@
         <w:jc w:val="left"/>
       </w:pPr>
       <w:r>
-        <w:t>Für die anwaltliche Bearbeitung sollte zu diesem Punkt eine Belegspur angelegt werden: Dokument, Version, Datum, Verfasser, technische Quelle, rechtliche Relevanz und offene Rückfrage. Besonders gefährlich sind Formulierungen wie „selbstlernend“, „voll autonom“, „MDR-ready“, „sicher ohne Schutzzaun“ oder „keine personenbezogenen Daten“, wenn die technische Dokumentation das nicht trägt.</w:t>
+        <w:t>Die Zugriffprotokolle für das Konto remote-admin werden ausgewertet; das Ergebnis fließt in die Beweismatrix (Aktenstück 37).</w:t>
       </w:r>
     </w:p>
     <w:p>
@@ -179,10 +150,7 @@
         <w:pStyle w:val="Heading3"/>
       </w:pPr>
       <w:r>
-        <w:rPr>
-          <w:rFonts w:ascii="Times New Roman" w:hAnsi="Times New Roman"/>
-        </w:rPr>
-        <w:t>Punkt 2</w:t>
+        <w:t>Telemetrie</w:t>
       </w:r>
     </w:p>
     <w:p>
@@ -190,150 +158,7 @@
         <w:jc w:val="left"/>
       </w:pPr>
       <w:r>
-        <w:t>Im Gespräch mit Leonie Rottkamp, Bertram Kiendl und Jasper Rodenwald wurde deutlich, dass die Produktlinie nicht mit einer einzigen rechtlichen Schublade erfasst werden kann. Die Vellbruck Robotics GmbH liefert Hardware, Steuerungssoftware, Cloudfunktionen, Wartung und gelegentlich eine kundenspezifische Parametrisierung. Beim Betreiber Münchner Feinlogistik GmbH wurden Schutzfelder verändert, ohne dass klar ist, ob dies vom Admin-Panel gedeckt oder nur technisch möglich war. Der Pflegepilot im St.-Ludgerus-Klinikum München-Sendling verschärft die Lage, weil dort Sensorik, vulnerable Personen und medizinische Nähe zusammentreffen.</w:t>
-      </w:r>
-    </w:p>
-    <w:p>
-      <w:pPr>
-        <w:jc w:val="left"/>
-      </w:pPr>
-      <w:r>
-        <w:t>Für die anwaltliche Bearbeitung sollte zu diesem Punkt eine Belegspur angelegt werden: Dokument, Version, Datum, Verfasser, technische Quelle, rechtliche Relevanz und offene Rückfrage. Besonders gefährlich sind Formulierungen wie „selbstlernend“, „voll autonom“, „MDR-ready“, „sicher ohne Schutzzaun“ oder „keine personenbezogenen Daten“, wenn die technische Dokumentation das nicht trägt.</w:t>
-      </w:r>
-    </w:p>
-    <w:p>
-      <w:pPr>
-        <w:pStyle w:val="Heading3"/>
-      </w:pPr>
-      <w:r>
-        <w:rPr>
-          <w:rFonts w:ascii="Times New Roman" w:hAnsi="Times New Roman"/>
-        </w:rPr>
-        <w:t>Punkt 3</w:t>
-      </w:r>
-    </w:p>
-    <w:p>
-      <w:pPr>
-        <w:jc w:val="left"/>
-      </w:pPr>
-      <w:r>
-        <w:t>Im Gespräch mit Leonie Rottkamp, Bertram Kiendl und Jasper Rodenwald wurde deutlich, dass die Produktlinie nicht mit einer einzigen rechtlichen Schublade erfasst werden kann. Die Vellbruck Robotics GmbH liefert Hardware, Steuerungssoftware, Cloudfunktionen, Wartung und gelegentlich eine kundenspezifische Parametrisierung. Beim Betreiber Münchner Feinlogistik GmbH wurden Schutzfelder verändert, ohne dass klar ist, ob dies vom Admin-Panel gedeckt oder nur technisch möglich war. Der Pflegepilot im St.-Ludgerus-Klinikum München-Sendling verschärft die Lage, weil dort Sensorik, vulnerable Personen und medizinische Nähe zusammentreffen.</w:t>
-      </w:r>
-    </w:p>
-    <w:p>
-      <w:pPr>
-        <w:jc w:val="left"/>
-      </w:pPr>
-      <w:r>
-        <w:t>Für die anwaltliche Bearbeitung sollte zu diesem Punkt eine Belegspur angelegt werden: Dokument, Version, Datum, Verfasser, technische Quelle, rechtliche Relevanz und offene Rückfrage. Besonders gefährlich sind Formulierungen wie „selbstlernend“, „voll autonom“, „MDR-ready“, „sicher ohne Schutzzaun“ oder „keine personenbezogenen Daten“, wenn die technische Dokumentation das nicht trägt.</w:t>
-      </w:r>
-    </w:p>
-    <w:p>
-      <w:pPr>
-        <w:pStyle w:val="Heading3"/>
-      </w:pPr>
-      <w:r>
-        <w:rPr>
-          <w:rFonts w:ascii="Times New Roman" w:hAnsi="Times New Roman"/>
-        </w:rPr>
-        <w:t>Punkt 4</w:t>
-      </w:r>
-    </w:p>
-    <w:p>
-      <w:pPr>
-        <w:jc w:val="left"/>
-      </w:pPr>
-      <w:r>
-        <w:t>Im Gespräch mit Leonie Rottkamp, Bertram Kiendl und Jasper Rodenwald wurde deutlich, dass die Produktlinie nicht mit einer einzigen rechtlichen Schublade erfasst werden kann. Die Vellbruck Robotics GmbH liefert Hardware, Steuerungssoftware, Cloudfunktionen, Wartung und gelegentlich eine kundenspezifische Parametrisierung. Beim Betreiber Münchner Feinlogistik GmbH wurden Schutzfelder verändert, ohne dass klar ist, ob dies vom Admin-Panel gedeckt oder nur technisch möglich war. Der Pflegepilot im St.-Ludgerus-Klinikum München-Sendling verschärft die Lage, weil dort Sensorik, vulnerable Personen und medizinische Nähe zusammentreffen.</w:t>
-      </w:r>
-    </w:p>
-    <w:p>
-      <w:pPr>
-        <w:jc w:val="left"/>
-      </w:pPr>
-      <w:r>
-        <w:t>Für die anwaltliche Bearbeitung sollte zu diesem Punkt eine Belegspur angelegt werden: Dokument, Version, Datum, Verfasser, technische Quelle, rechtliche Relevanz und offene Rückfrage. Besonders gefährlich sind Formulierungen wie „selbstlernend“, „voll autonom“, „MDR-ready“, „sicher ohne Schutzzaun“ oder „keine personenbezogenen Daten“, wenn die technische Dokumentation das nicht trägt.</w:t>
-      </w:r>
-    </w:p>
-    <w:p>
-      <w:pPr>
-        <w:pStyle w:val="Heading3"/>
-      </w:pPr>
-      <w:r>
-        <w:rPr>
-          <w:rFonts w:ascii="Times New Roman" w:hAnsi="Times New Roman"/>
-        </w:rPr>
-        <w:t>Punkt 5</w:t>
-      </w:r>
-    </w:p>
-    <w:p>
-      <w:pPr>
-        <w:jc w:val="left"/>
-      </w:pPr>
-      <w:r>
-        <w:t>Im Gespräch mit Leonie Rottkamp, Bertram Kiendl und Jasper Rodenwald wurde deutlich, dass die Produktlinie nicht mit einer einzigen rechtlichen Schublade erfasst werden kann. Die Vellbruck Robotics GmbH liefert Hardware, Steuerungssoftware, Cloudfunktionen, Wartung und gelegentlich eine kundenspezifische Parametrisierung. Beim Betreiber Münchner Feinlogistik GmbH wurden Schutzfelder verändert, ohne dass klar ist, ob dies vom Admin-Panel gedeckt oder nur technisch möglich war. Der Pflegepilot im St.-Ludgerus-Klinikum München-Sendling verschärft die Lage, weil dort Sensorik, vulnerable Personen und medizinische Nähe zusammentreffen.</w:t>
-      </w:r>
-    </w:p>
-    <w:p>
-      <w:pPr>
-        <w:jc w:val="left"/>
-      </w:pPr>
-      <w:r>
-        <w:t>Für die anwaltliche Bearbeitung sollte zu diesem Punkt eine Belegspur angelegt werden: Dokument, Version, Datum, Verfasser, technische Quelle, rechtliche Relevanz und offene Rückfrage. Besonders gefährlich sind Formulierungen wie „selbstlernend“, „voll autonom“, „MDR-ready“, „sicher ohne Schutzzaun“ oder „keine personenbezogenen Daten“, wenn die technische Dokumentation das nicht trägt.</w:t>
-      </w:r>
-    </w:p>
-    <w:p>
-      <w:pPr>
-        <w:pStyle w:val="Heading3"/>
-      </w:pPr>
-      <w:r>
-        <w:rPr>
-          <w:rFonts w:ascii="Times New Roman" w:hAnsi="Times New Roman"/>
-        </w:rPr>
-        <w:t>Punkt 6</w:t>
-      </w:r>
-    </w:p>
-    <w:p>
-      <w:pPr>
-        <w:jc w:val="left"/>
-      </w:pPr>
-      <w:r>
-        <w:t>Im Gespräch mit Leonie Rottkamp, Bertram Kiendl und Jasper Rodenwald wurde deutlich, dass die Produktlinie nicht mit einer einzigen rechtlichen Schublade erfasst werden kann. Die Vellbruck Robotics GmbH liefert Hardware, Steuerungssoftware, Cloudfunktionen, Wartung und gelegentlich eine kundenspezifische Parametrisierung. Beim Betreiber Münchner Feinlogistik GmbH wurden Schutzfelder verändert, ohne dass klar ist, ob dies vom Admin-Panel gedeckt oder nur technisch möglich war. Der Pflegepilot im St.-Ludgerus-Klinikum München-Sendling verschärft die Lage, weil dort Sensorik, vulnerable Personen und medizinische Nähe zusammentreffen.</w:t>
-      </w:r>
-    </w:p>
-    <w:p>
-      <w:pPr>
-        <w:jc w:val="left"/>
-      </w:pPr>
-      <w:r>
-        <w:t>Für die anwaltliche Bearbeitung sollte zu diesem Punkt eine Belegspur angelegt werden: Dokument, Version, Datum, Verfasser, technische Quelle, rechtliche Relevanz und offene Rückfrage. Besonders gefährlich sind Formulierungen wie „selbstlernend“, „voll autonom“, „MDR-ready“, „sicher ohne Schutzzaun“ oder „keine personenbezogenen Daten“, wenn die technische Dokumentation das nicht trägt.</w:t>
-      </w:r>
-    </w:p>
-    <w:p>
-      <w:pPr>
-        <w:pStyle w:val="Heading3"/>
-      </w:pPr>
-      <w:r>
-        <w:rPr>
-          <w:rFonts w:ascii="Times New Roman" w:hAnsi="Times New Roman"/>
-        </w:rPr>
-        <w:t>Punkt 7</w:t>
-      </w:r>
-    </w:p>
-    <w:p>
-      <w:pPr>
-        <w:jc w:val="left"/>
-      </w:pPr>
-      <w:r>
-        <w:t>Im Gespräch mit Leonie Rottkamp, Bertram Kiendl und Jasper Rodenwald wurde deutlich, dass die Produktlinie nicht mit einer einzigen rechtlichen Schublade erfasst werden kann. Die Vellbruck Robotics GmbH liefert Hardware, Steuerungssoftware, Cloudfunktionen, Wartung und gelegentlich eine kundenspezifische Parametrisierung. Beim Betreiber Münchner Feinlogistik GmbH wurden Schutzfelder verändert, ohne dass klar ist, ob dies vom Admin-Panel gedeckt oder nur technisch möglich war. Der Pflegepilot im St.-Ludgerus-Klinikum München-Sendling verschärft die Lage, weil dort Sensorik, vulnerable Personen und medizinische Nähe zusammentreffen.</w:t>
-      </w:r>
-    </w:p>
-    <w:p>
-      <w:pPr>
-        <w:jc w:val="left"/>
-      </w:pPr>
-      <w:r>
-        <w:t>Für die anwaltliche Bearbeitung sollte zu diesem Punkt eine Belegspur angelegt werden: Dokument, Version, Datum, Verfasser, technische Quelle, rechtliche Relevanz und offene Rückfrage. Besonders gefährlich sind Formulierungen wie „selbstlernend“, „voll autonom“, „MDR-ready“, „sicher ohne Schutzzaun“ oder „keine personenbezogenen Daten“, wenn die technische Dokumentation das nicht trägt.</w:t>
+        <w:t>Personenbezug und Löschfristen werden in einer Übersicht je Kunde dokumentiert; für die Unfallaufklärung gilt die Zweckbindung aus dem Betreibervertrag.</w:t>
       </w:r>
     </w:p>
     <w:p>
@@ -352,7 +177,7 @@
         <w:pStyle w:val="ListBullet"/>
       </w:pPr>
       <w:r>
-        <w:t>Welche Firmware war am Unfalltag tatsächlich aktiv?</w:t>
+        <w:t>Gelangten am 27.05.2026 Videosequenzen von LM-104 in die Cloud?</w:t>
       </w:r>
     </w:p>
     <w:p>
@@ -360,7 +185,7 @@
         <w:pStyle w:val="ListBullet"/>
       </w:pPr>
       <w:r>
-        <w:t>Welche Zweckbestimmung steht in der final ausgelieferten Anleitung?</w:t>
+        <w:t>Welche Löschfristen gelten für die Telemetrie des Logistikzentrums?</w:t>
       </w:r>
     </w:p>
     <w:p>
@@ -368,23 +193,7 @@
         <w:pStyle w:val="ListBullet"/>
       </w:pPr>
       <w:r>
-        <w:t>Welche Schutzfeldänderungen waren technisch möglich und vertraglich erlaubt?</w:t>
-      </w:r>
-    </w:p>
-    <w:p>
-      <w:pPr>
-        <w:pStyle w:val="ListBullet"/>
-      </w:pPr>
-      <w:r>
-        <w:t>Welche personenbezogenen Daten werden lokal, in der Cloud und in Supporttickets verarbeitet?</w:t>
-      </w:r>
-    </w:p>
-    <w:p>
-      <w:pPr>
-        <w:pStyle w:val="ListBullet"/>
-      </w:pPr>
-      <w:r>
-        <w:t>Welche Aussagen wurden gegenüber Kunden, Behörde und Versicherer bereits gemacht?</w:t>
+        <w:t>Wer hat Supportzugriffe auf den Mandanten des Kunden ausgeführt?</w:t>
       </w:r>
     </w:p>
     <w:sectPr>
